--- a/lecNote/03_javaScript/0807.ch08_기본객체.docx
+++ b/lecNote/03_javaScript/0807.ch08_기본객체.docx
@@ -3300,15 +3300,18 @@
           <w:szCs w:val="19"/>
         </w:rPr>
       </w:pPr>
+      <w:bookmarkStart w:id="0" w:name="_GoBack"/>
       <w:r>
         <w:rPr>
           <w:noProof/>
+          <w:sz w:val="19"/>
+          <w:szCs w:val="19"/>
         </w:rPr>
         <w:drawing>
-          <wp:inline distT="0" distB="0" distL="0" distR="0" wp14:anchorId="4108D71D" wp14:editId="0B314DAD">
-            <wp:extent cx="5314950" cy="4695825"/>
-            <wp:effectExtent l="0" t="0" r="0" b="9525"/>
-            <wp:docPr id="161177470" name="그림 1"/>
+          <wp:inline distT="0" distB="0" distL="0" distR="0" wp14:anchorId="20911ED8" wp14:editId="44BFD062">
+            <wp:extent cx="6645910" cy="3954026"/>
+            <wp:effectExtent l="0" t="0" r="2540" b="8890"/>
+            <wp:docPr id="1" name="그림 1"/>
             <wp:cNvGraphicFramePr>
               <a:graphicFrameLocks xmlns:a="http://schemas.openxmlformats.org/drawingml/2006/main" noChangeAspect="1"/>
             </wp:cNvGraphicFramePr>
@@ -3316,11 +3319,17 @@
               <a:graphicData uri="http://schemas.openxmlformats.org/drawingml/2006/picture">
                 <pic:pic xmlns:pic="http://schemas.openxmlformats.org/drawingml/2006/picture">
                   <pic:nvPicPr>
-                    <pic:cNvPr id="161177470" name=""/>
+                    <pic:cNvPr id="1" name="0807.ch08_string기본객체이용.jpg"/>
                     <pic:cNvPicPr/>
                   </pic:nvPicPr>
                   <pic:blipFill>
-                    <a:blip r:embed="rId10"/>
+                    <a:blip r:embed="rId10">
+                      <a:extLst>
+                        <a:ext uri="{28A0092B-C50C-407E-A947-70E740481C1C}">
+                          <a14:useLocalDpi xmlns:a14="http://schemas.microsoft.com/office/drawing/2010/main" val="0"/>
+                        </a:ext>
+                      </a:extLst>
+                    </a:blip>
                     <a:stretch>
                       <a:fillRect/>
                     </a:stretch>
@@ -3328,7 +3337,7 @@
                   <pic:spPr>
                     <a:xfrm>
                       <a:off x="0" y="0"/>
-                      <a:ext cx="5314950" cy="4695825"/>
+                      <a:ext cx="6665813" cy="3965868"/>
                     </a:xfrm>
                     <a:prstGeom prst="rect">
                       <a:avLst/>
@@ -3340,6 +3349,7 @@
           </wp:inline>
         </w:drawing>
       </w:r>
+      <w:bookmarkEnd w:id="0"/>
     </w:p>
     <w:p>
       <w:pPr>
@@ -3673,7 +3683,6 @@
           <w:sz w:val="19"/>
           <w:szCs w:val="19"/>
         </w:rPr>
-        <w:lastRenderedPageBreak/>
         <w:t xml:space="preserve">  </w:t>
       </w:r>
       <w:r>
@@ -4130,6 +4139,7 @@
           <w:sz w:val="19"/>
           <w:szCs w:val="19"/>
         </w:rPr>
+        <w:lastRenderedPageBreak/>
         <w:t xml:space="preserve">        </w:t>
       </w:r>
       <w:r>
@@ -7301,7 +7311,6 @@
           <w:sz w:val="19"/>
           <w:szCs w:val="19"/>
         </w:rPr>
-        <w:lastRenderedPageBreak/>
         <w:t xml:space="preserve">      </w:t>
       </w:r>
       <w:r>
@@ -7748,6 +7757,7 @@
           <w:sz w:val="19"/>
           <w:szCs w:val="19"/>
         </w:rPr>
+        <w:lastRenderedPageBreak/>
         <w:t xml:space="preserve">          </w:t>
       </w:r>
       <w:r>
@@ -9055,7 +9065,6 @@
           <w:szCs w:val="19"/>
           <w:highlight w:val="white"/>
         </w:rPr>
-        <w:lastRenderedPageBreak/>
         <w:t xml:space="preserve">        array.sort();</w:t>
       </w:r>
     </w:p>
@@ -9162,6 +9171,7 @@
           <w:szCs w:val="19"/>
           <w:highlight w:val="white"/>
         </w:rPr>
+        <w:lastRenderedPageBreak/>
         <w:drawing>
           <wp:inline distT="0" distB="0" distL="0" distR="0" wp14:anchorId="05A572A8" wp14:editId="372C3C32">
             <wp:extent cx="5943600" cy="958850"/>
@@ -12451,7 +12461,6 @@
           <w:szCs w:val="19"/>
           <w:highlight w:val="white"/>
         </w:rPr>
-        <w:lastRenderedPageBreak/>
         <w:t xml:space="preserve">        </w:t>
       </w:r>
       <w:r>
@@ -12621,6 +12630,7 @@
           <w:szCs w:val="19"/>
           <w:highlight w:val="white"/>
         </w:rPr>
+        <w:lastRenderedPageBreak/>
         <w:t xml:space="preserve">        alert(output);</w:t>
       </w:r>
     </w:p>
@@ -14079,40 +14089,48 @@
           <w:sz w:val="19"/>
           <w:szCs w:val="19"/>
         </w:rPr>
+        <w:t>8.</w:t>
+      </w:r>
+      <w:r>
+        <w:rPr>
+          <w:sz w:val="19"/>
+          <w:szCs w:val="19"/>
+        </w:rPr>
+        <w:t>3</w:t>
+      </w:r>
+      <w:r>
+        <w:rPr>
+          <w:rFonts w:hint="eastAsia"/>
+          <w:sz w:val="19"/>
+          <w:szCs w:val="19"/>
+        </w:rPr>
+        <w:t>.3 날짜 간격 계산</w:t>
+      </w:r>
+    </w:p>
+    <w:p>
+      <w:pPr>
+        <w:spacing w:after="0"/>
+        <w:rPr>
+          <w:sz w:val="19"/>
+          <w:szCs w:val="19"/>
+        </w:rPr>
+      </w:pPr>
+      <w:r>
+        <w:rPr>
+          <w:rFonts w:hint="eastAsia"/>
+          <w:sz w:val="19"/>
+          <w:szCs w:val="19"/>
+        </w:rPr>
+        <w:t xml:space="preserve">- Date 객체는 D-Day를 구할 때도 활용할 수 있다. 날짜 간격을 구할 때는 getTime() 함수를 사용한다. getTime()함수는 </w:t>
+      </w:r>
+      <w:r>
+        <w:rPr>
+          <w:rFonts w:hint="eastAsia"/>
+          <w:sz w:val="19"/>
+          <w:szCs w:val="19"/>
+        </w:rPr>
         <w:lastRenderedPageBreak/>
-        <w:t>8.</w:t>
-      </w:r>
-      <w:r>
-        <w:rPr>
-          <w:sz w:val="19"/>
-          <w:szCs w:val="19"/>
-        </w:rPr>
-        <w:t>3</w:t>
-      </w:r>
-      <w:r>
-        <w:rPr>
-          <w:rFonts w:hint="eastAsia"/>
-          <w:sz w:val="19"/>
-          <w:szCs w:val="19"/>
-        </w:rPr>
-        <w:t>.3 날짜 간격 계산</w:t>
-      </w:r>
-    </w:p>
-    <w:p>
-      <w:pPr>
-        <w:spacing w:after="0"/>
-        <w:rPr>
-          <w:sz w:val="19"/>
-          <w:szCs w:val="19"/>
-        </w:rPr>
-      </w:pPr>
-      <w:r>
-        <w:rPr>
-          <w:rFonts w:hint="eastAsia"/>
-          <w:sz w:val="19"/>
-          <w:szCs w:val="19"/>
-        </w:rPr>
-        <w:t>- Date 객체는 D-Day를 구할 때도 활용할 수 있다. 날짜 간격을 구할 때는 getTime() 함수를 사용한다. getTime()함수는 1970년 1월1일 자정부터 지난 밀리초를 구한다. 이를 사용해 두 시간 사이의 초간격을 구하고 다시 날짜로 바꿀 수 있다.</w:t>
+        <w:t>1970년 1월1일 자정부터 지난 밀리초를 구한다. 이를 사용해 두 시간 사이의 초간격을 구하고 다시 날짜로 바꿀 수 있다.</w:t>
       </w:r>
     </w:p>
     <w:p>
@@ -17597,8 +17615,6 @@
         </w:rPr>
         <w:t>4</w:t>
       </w:r>
-      <w:bookmarkStart w:id="0" w:name="_GoBack"/>
-      <w:bookmarkEnd w:id="0"/>
       <w:r>
         <w:rPr>
           <w:rFonts w:hint="eastAsia"/>
@@ -19557,7 +19573,7 @@
 </file>
 
 <file path=customXml/itemProps1.xml><?xml version="1.0" encoding="utf-8"?>
-<ds:datastoreItem xmlns:ds="http://schemas.openxmlformats.org/officeDocument/2006/customXml" ds:itemID="{79E281F3-390F-484A-B4E1-C856BCB337D3}">
+<ds:datastoreItem xmlns:ds="http://schemas.openxmlformats.org/officeDocument/2006/customXml" ds:itemID="{F1B21E5C-FCDC-412C-B3E5-AE9B031E84E3}">
   <ds:schemaRefs>
     <ds:schemaRef ds:uri="http://schemas.openxmlformats.org/officeDocument/2006/bibliography"/>
   </ds:schemaRefs>
